--- a/docx/solutions-ws6.docx
+++ b/docx/solutions-ws6.docx
@@ -2078,7 +2078,7 @@
           <w:sz w:val="22"/>
           <w:rtl/>
         </w:rPr>
-        <w:t xml:space="preserve">    [build-index] ✓ الفهرس محدَّث بالفعل.</w:t>
+        <w:t xml:space="preserve">    [build-index] ✔ الفهرس محدَّث بالفعل.</w:t>
       </w:r>
       <w:r>
         <w:rPr>
@@ -3478,15 +3478,32 @@
           <w:sz w:val="22"/>
           <w:rtl/>
         </w:rPr>
-        <w:t xml:space="preserve">مع حصر البحث بامتدادات محددة. فكان يمرّ</w:t>
-      </w:r>
-      <w:r>
-        <w:rPr>
-          <w:sz w:val="22"/>
-          <w:rtl/>
-        </w:rPr>
-        <w:t xml:space="preserve"> </w:t>
-      </w:r>
+        <w:t xml:space="preserve">مع حصر البحث بامتدادات محددة. الثغرات الثلاث</w:t>
+      </w:r>
+      <w:r>
+        <w:rPr>
+          <w:sz w:val="22"/>
+          <w:rtl/>
+        </w:rPr>
+        <w:t xml:space="preserve"> </w:t>
+      </w:r>
+      <w:r>
+        <w:rPr>
+          <w:sz w:val="22"/>
+          <w:rtl/>
+        </w:rPr>
+        <w:t xml:space="preserve">(مُختبرة فعلياً على هذا المشروع):</w:t>
+      </w:r>
+    </w:p>
+    <w:p>
+      <w:pPr>
+        <w:pStyle w:val="Compact"/>
+        <w:numPr>
+          <w:ilvl w:val="0"/>
+          <w:numId w:val="1001"/>
+        </w:numPr>
+        <w:bidi/>
+      </w:pPr>
       <w:r>
         <w:rPr>
           <w:b/>
@@ -3494,21 +3511,7 @@
           <w:sz w:val="22"/>
           <w:rtl/>
         </w:rPr>
-        <w:t xml:space="preserve">بنجاح</w:t>
-      </w:r>
-      <w:r>
-        <w:rPr>
-          <w:sz w:val="22"/>
-          <w:rtl/>
-        </w:rPr>
-        <w:t xml:space="preserve"> </w:t>
-      </w:r>
-      <w:r>
-        <w:rPr>
-          <w:sz w:val="22"/>
-          <w:rtl/>
-        </w:rPr>
-        <w:t xml:space="preserve">رغم وجود علامات حقيقية مثل</w:t>
+        <w:t xml:space="preserve">النطاق:</w:t>
       </w:r>
       <w:r>
         <w:rPr>
@@ -3523,6 +3526,105 @@
           <w:sz w:val="22"/>
           <w:rtl/>
         </w:rPr>
+        <w:t xml:space="preserve">sandbox/team-slogan.txt</w:t>
+      </w:r>
+      <w:r>
+        <w:rPr>
+          <w:sz w:val="22"/>
+          <w:rtl/>
+        </w:rPr>
+        <w:t xml:space="preserve"> </w:t>
+      </w:r>
+      <w:r>
+        <w:rPr>
+          <w:sz w:val="22"/>
+          <w:rtl/>
+        </w:rPr>
+        <w:t xml:space="preserve">— ملف مختبر التعارض في الورقة 05 — خارج نطاق</w:t>
+      </w:r>
+      <w:r>
+        <w:rPr>
+          <w:sz w:val="22"/>
+          <w:rtl/>
+        </w:rPr>
+        <w:t xml:space="preserve"> </w:t>
+      </w:r>
+      <w:r>
+        <w:rPr>
+          <w:sz w:val="22"/>
+          <w:rtl/>
+        </w:rPr>
+        <w:t xml:space="preserve">البحث، فكان الفحص</w:t>
+      </w:r>
+      <w:r>
+        <w:rPr>
+          <w:sz w:val="22"/>
+          <w:rtl/>
+        </w:rPr>
+        <w:t xml:space="preserve"> </w:t>
+      </w:r>
+      <w:r>
+        <w:rPr>
+          <w:b/>
+          <w:bCs/>
+          <w:sz w:val="22"/>
+          <w:rtl/>
+        </w:rPr>
+        <w:t xml:space="preserve">أخضر على مستودع مكسور</w:t>
+      </w:r>
+      <w:r>
+        <w:rPr>
+          <w:sz w:val="22"/>
+          <w:rtl/>
+        </w:rPr>
+        <w:t xml:space="preserve">. هذه هي الثغرة الكبرى.</w:t>
+      </w:r>
+    </w:p>
+    <w:p>
+      <w:pPr>
+        <w:pStyle w:val="Compact"/>
+        <w:numPr>
+          <w:ilvl w:val="0"/>
+          <w:numId w:val="1001"/>
+        </w:numPr>
+        <w:bidi/>
+      </w:pPr>
+      <w:r>
+        <w:rPr>
+          <w:b/>
+          <w:bCs/>
+          <w:sz w:val="22"/>
+          <w:rtl/>
+        </w:rPr>
+        <w:t xml:space="preserve">شكل العلامة:</w:t>
+      </w:r>
+      <w:r>
+        <w:rPr>
+          <w:sz w:val="22"/>
+          <w:rtl/>
+        </w:rPr>
+        <w:t xml:space="preserve"> </w:t>
+      </w:r>
+      <w:r>
+        <w:rPr>
+          <w:sz w:val="22"/>
+          <w:rtl/>
+        </w:rPr>
+        <w:t xml:space="preserve">النمط يشترط أن تكون العلامة وحدها في السطر، والعلامة الحقيقية</w:t>
+      </w:r>
+      <w:r>
+        <w:rPr>
+          <w:sz w:val="22"/>
+          <w:rtl/>
+        </w:rPr>
+        <w:t xml:space="preserve"> </w:t>
+      </w:r>
+      <w:r>
+        <w:rPr>
+          <w:rStyle w:val="VerbatimChar"/>
+          <w:sz w:val="22"/>
+          <w:rtl/>
+        </w:rPr>
         <w:t xml:space="preserve">&lt;&lt;&lt;&lt;&lt;&lt;&lt; HEAD</w:t>
       </w:r>
       <w:r>
@@ -3530,7 +3632,14 @@
           <w:sz w:val="22"/>
           <w:rtl/>
         </w:rPr>
-        <w:t xml:space="preserve">، ورغم أن ملف</w:t>
+        <w:t xml:space="preserve"> </w:t>
+      </w:r>
+      <w:r>
+        <w:rPr>
+          <w:sz w:val="22"/>
+          <w:rtl/>
+        </w:rPr>
+        <w:t xml:space="preserve">تحمل اسم الفرع، وكذلك</w:t>
       </w:r>
       <w:r>
         <w:rPr>
@@ -3545,26 +3654,138 @@
           <w:sz w:val="22"/>
           <w:rtl/>
         </w:rPr>
-        <w:t xml:space="preserve">sandbox/team-slogan.txt</w:t>
-      </w:r>
-      <w:r>
-        <w:rPr>
-          <w:sz w:val="22"/>
-          <w:rtl/>
-        </w:rPr>
-        <w:t xml:space="preserve"> </w:t>
-      </w:r>
-      <w:r>
-        <w:rPr>
-          <w:sz w:val="22"/>
-          <w:rtl/>
-        </w:rPr>
-        <w:t xml:space="preserve">(موضع التعارض المقصود في الورقة 05) مستثنى من النطاق.</w:t>
-      </w:r>
-    </w:p>
-    <w:p>
-      <w:pPr>
-        <w:pStyle w:val="BodyText"/>
+        <w:t xml:space="preserve">&gt;&gt;&gt;&gt;&gt;&gt;&gt; feature/x</w:t>
+      </w:r>
+      <w:r>
+        <w:rPr>
+          <w:sz w:val="22"/>
+          <w:rtl/>
+        </w:rPr>
+        <w:t xml:space="preserve">؛ فالنمط لا يلتقط إلا السطر</w:t>
+      </w:r>
+      <w:r>
+        <w:rPr>
+          <w:sz w:val="22"/>
+          <w:rtl/>
+        </w:rPr>
+        <w:t xml:space="preserve"> </w:t>
+      </w:r>
+      <w:r>
+        <w:rPr>
+          <w:sz w:val="22"/>
+          <w:rtl/>
+        </w:rPr>
+        <w:t xml:space="preserve">الأوسط</w:t>
+      </w:r>
+      <w:r>
+        <w:rPr>
+          <w:sz w:val="22"/>
+          <w:rtl/>
+        </w:rPr>
+        <w:t xml:space="preserve"> </w:t>
+      </w:r>
+      <w:r>
+        <w:rPr>
+          <w:rStyle w:val="VerbatimChar"/>
+          <w:sz w:val="22"/>
+          <w:rtl/>
+        </w:rPr>
+        <w:t xml:space="preserve">=======</w:t>
+      </w:r>
+      <w:r>
+        <w:rPr>
+          <w:sz w:val="22"/>
+          <w:rtl/>
+        </w:rPr>
+        <w:t xml:space="preserve"> </w:t>
+      </w:r>
+      <w:r>
+        <w:rPr>
+          <w:sz w:val="22"/>
+          <w:rtl/>
+        </w:rPr>
+        <w:t xml:space="preserve">وحده — وأي ملف فُقد فيه السطر الأوسط أو أُزيح يمرّ.</w:t>
+      </w:r>
+    </w:p>
+    <w:p>
+      <w:pPr>
+        <w:pStyle w:val="Compact"/>
+        <w:numPr>
+          <w:ilvl w:val="0"/>
+          <w:numId w:val="1001"/>
+        </w:numPr>
+        <w:bidi/>
+      </w:pPr>
+      <w:r>
+        <w:rPr>
+          <w:b/>
+          <w:bCs/>
+          <w:sz w:val="22"/>
+          <w:rtl/>
+        </w:rPr>
+        <w:t xml:space="preserve">إيجابية كاذبة:</w:t>
+      </w:r>
+      <w:r>
+        <w:rPr>
+          <w:sz w:val="22"/>
+          <w:rtl/>
+        </w:rPr>
+        <w:t xml:space="preserve"> </w:t>
+      </w:r>
+      <w:r>
+        <w:rPr>
+          <w:sz w:val="22"/>
+          <w:rtl/>
+        </w:rPr>
+        <w:t xml:space="preserve">سطر</w:t>
+      </w:r>
+      <w:r>
+        <w:rPr>
+          <w:sz w:val="22"/>
+          <w:rtl/>
+        </w:rPr>
+        <w:t xml:space="preserve"> </w:t>
+      </w:r>
+      <w:r>
+        <w:rPr>
+          <w:rStyle w:val="VerbatimChar"/>
+          <w:sz w:val="22"/>
+          <w:rtl/>
+        </w:rPr>
+        <w:t xml:space="preserve">=======</w:t>
+      </w:r>
+      <w:r>
+        <w:rPr>
+          <w:sz w:val="22"/>
+          <w:rtl/>
+        </w:rPr>
+        <w:t xml:space="preserve"> </w:t>
+      </w:r>
+      <w:r>
+        <w:rPr>
+          <w:sz w:val="22"/>
+          <w:rtl/>
+        </w:rPr>
+        <w:t xml:space="preserve">فاصل في ملف Markdown سليم يُظهر «علامات تعارض»</w:t>
+      </w:r>
+      <w:r>
+        <w:rPr>
+          <w:sz w:val="22"/>
+          <w:rtl/>
+        </w:rPr>
+        <w:t xml:space="preserve"> </w:t>
+      </w:r>
+      <w:r>
+        <w:rPr>
+          <w:sz w:val="22"/>
+          <w:rtl/>
+        </w:rPr>
+        <w:t xml:space="preserve">فيتعوّد الفريق على تجاهل الإنذار (Alarm fatigue) — وهذا ما جعل الثغرة الأولى تعيش طويلاً.</w:t>
+      </w:r>
+    </w:p>
+    <w:p>
+      <w:pPr>
+        <w:pStyle w:val="FirstParagraph"/>
         <w:bidi/>
       </w:pPr>
       <w:r>
@@ -4295,7 +4516,7 @@
           <w:sz w:val="22"/>
           <w:rtl/>
         </w:rPr>
-        <w:t xml:space="preserve">[build-index] ✓ تم توليد الفهرس: 4 بطاقة.</w:t>
+        <w:t xml:space="preserve">[build-index] ✔ تم توليد الفهرس: 4 بطاقة.</w:t>
       </w:r>
       <w:r>
         <w:rPr>
@@ -8146,7 +8367,7 @@
         <w:pStyle w:val="Compact"/>
         <w:numPr>
           <w:ilvl w:val="0"/>
-          <w:numId w:val="1001"/>
+          <w:numId w:val="1002"/>
         </w:numPr>
         <w:bidi/>
       </w:pPr>
@@ -8265,7 +8486,7 @@
         <w:pStyle w:val="Compact"/>
         <w:numPr>
           <w:ilvl w:val="0"/>
-          <w:numId w:val="1001"/>
+          <w:numId w:val="1002"/>
         </w:numPr>
         <w:bidi/>
       </w:pPr>
@@ -8369,7 +8590,7 @@
         <w:pStyle w:val="Compact"/>
         <w:numPr>
           <w:ilvl w:val="0"/>
-          <w:numId w:val="1001"/>
+          <w:numId w:val="1002"/>
         </w:numPr>
         <w:bidi/>
       </w:pPr>
@@ -8583,6 +8804,91 @@
       </w:pPr>
     </w:lvl>
   </w:abstractNum>
+  <w:abstractNum w:abstractNumId="99201">
+    <w:nsid w:val="00A99201"/>
+    <w:multiLevelType w:val="multilevel"/>
+    <w:lvl w:ilvl="0">
+      <w:start w:val="1"/>
+      <w:numFmt w:val="decimal"/>
+      <w:lvlText w:val="%1."/>
+      <w:lvlJc w:val="left"/>
+      <w:pPr>
+        <w:ind w:left="720" w:hanging="360"/>
+      </w:pPr>
+    </w:lvl>
+    <w:lvl w:ilvl="1">
+      <w:start w:val="1"/>
+      <w:numFmt w:val="lowerLetter"/>
+      <w:lvlText w:val="%2."/>
+      <w:lvlJc w:val="left"/>
+      <w:pPr>
+        <w:ind w:left="1440" w:hanging="360"/>
+      </w:pPr>
+    </w:lvl>
+    <w:lvl w:ilvl="2">
+      <w:start w:val="1"/>
+      <w:numFmt w:val="lowerRoman"/>
+      <w:lvlText w:val="%3."/>
+      <w:lvlJc w:val="left"/>
+      <w:pPr>
+        <w:ind w:left="2160" w:hanging="360"/>
+      </w:pPr>
+    </w:lvl>
+    <w:lvl w:ilvl="3">
+      <w:start w:val="1"/>
+      <w:numFmt w:val="decimal"/>
+      <w:lvlText w:val="%4."/>
+      <w:lvlJc w:val="left"/>
+      <w:pPr>
+        <w:ind w:left="2880" w:hanging="360"/>
+      </w:pPr>
+    </w:lvl>
+    <w:lvl w:ilvl="4">
+      <w:start w:val="1"/>
+      <w:numFmt w:val="lowerLetter"/>
+      <w:lvlText w:val="%5."/>
+      <w:lvlJc w:val="left"/>
+      <w:pPr>
+        <w:ind w:left="3600" w:hanging="360"/>
+      </w:pPr>
+    </w:lvl>
+    <w:lvl w:ilvl="5">
+      <w:start w:val="1"/>
+      <w:numFmt w:val="lowerRoman"/>
+      <w:lvlText w:val="%6."/>
+      <w:lvlJc w:val="left"/>
+      <w:pPr>
+        <w:ind w:left="4320" w:hanging="360"/>
+      </w:pPr>
+    </w:lvl>
+    <w:lvl w:ilvl="6">
+      <w:start w:val="1"/>
+      <w:numFmt w:val="decimal"/>
+      <w:lvlText w:val="%7."/>
+      <w:lvlJc w:val="left"/>
+      <w:pPr>
+        <w:ind w:left="5040" w:hanging="360"/>
+      </w:pPr>
+    </w:lvl>
+    <w:lvl w:ilvl="7">
+      <w:start w:val="1"/>
+      <w:numFmt w:val="lowerLetter"/>
+      <w:lvlText w:val="%8."/>
+      <w:lvlJc w:val="left"/>
+      <w:pPr>
+        <w:ind w:left="5760" w:hanging="360"/>
+      </w:pPr>
+    </w:lvl>
+    <w:lvl w:ilvl="8">
+      <w:start w:val="1"/>
+      <w:numFmt w:val="lowerRoman"/>
+      <w:lvlText w:val="%9."/>
+      <w:lvlJc w:val="left"/>
+      <w:pPr>
+        <w:ind w:left="6480" w:hanging="360"/>
+      </w:pPr>
+    </w:lvl>
+  </w:abstractNum>
   <w:abstractNum w:abstractNumId="991">
     <w:nsid w:val="0000A991"/>
     <w:multiLevelType w:val="multilevel"/>
@@ -8690,6 +8996,36 @@
     <w:abstractNumId w:val="990"/>
   </w:num>
   <w:num w:numId="1001">
+    <w:abstractNumId w:val="99201"/>
+    <w:lvlOverride w:ilvl="0">
+      <w:startOverride w:val="1"/>
+    </w:lvlOverride>
+    <w:lvlOverride w:ilvl="1">
+      <w:startOverride w:val="1"/>
+    </w:lvlOverride>
+    <w:lvlOverride w:ilvl="2">
+      <w:startOverride w:val="1"/>
+    </w:lvlOverride>
+    <w:lvlOverride w:ilvl="3">
+      <w:startOverride w:val="1"/>
+    </w:lvlOverride>
+    <w:lvlOverride w:ilvl="4">
+      <w:startOverride w:val="1"/>
+    </w:lvlOverride>
+    <w:lvlOverride w:ilvl="5">
+      <w:startOverride w:val="1"/>
+    </w:lvlOverride>
+    <w:lvlOverride w:ilvl="6">
+      <w:startOverride w:val="1"/>
+    </w:lvlOverride>
+    <w:lvlOverride w:ilvl="7">
+      <w:startOverride w:val="1"/>
+    </w:lvlOverride>
+    <w:lvlOverride w:ilvl="8">
+      <w:startOverride w:val="1"/>
+    </w:lvlOverride>
+  </w:num>
+  <w:num w:numId="1002">
     <w:abstractNumId w:val="991"/>
   </w:num>
 </w:numbering>

--- a/docx/solutions-ws6.docx
+++ b/docx/solutions-ws6.docx
@@ -360,6 +360,15 @@
         <w:tblStyle w:val="Table"/>
         <w:tblW w:type="auto" w:w="0"/>
         <w:tblLook w:firstRow="1" w:lastRow="0" w:firstColumn="0" w:lastColumn="0" w:noHBand="0" w:noVBand="0" w:val="0020"/>
+        <w:jc w:val="center"/>
+        <w:tblBorders>
+          <w:top w:val="single" w:sz="4" w:color="C9D3DE"/>
+          <w:left w:val="single" w:sz="4" w:color="C9D3DE"/>
+          <w:bottom w:val="single" w:sz="4" w:color="C9D3DE"/>
+          <w:right w:val="single" w:sz="4" w:color="C9D3DE"/>
+          <w:insideH w:val="single" w:sz="4" w:color="C9D3DE"/>
+          <w:insideV w:val="single" w:sz="4" w:color="C9D3DE"/>
+        </w:tblBorders>
         <w:bidiVisual/>
       </w:tblPr>
       <w:tblGrid>
@@ -374,14 +383,18 @@
           <w:tblHeader w:val="on"/>
         </w:trPr>
         <w:tc>
-          <w:tcPr/>
-          <w:p>
-            <w:pPr>
-              <w:pStyle w:val="Compact"/>
-              <w:bidi/>
-            </w:pPr>
-            <w:r>
-              <w:rPr>
+          <w:tcPr>
+            <w:shd w:val="clear" w:color="auto" w:fill="1E3A5F"/>
+          </w:tcPr>
+          <w:p>
+            <w:pPr>
+              <w:pStyle w:val="Compact"/>
+              <w:bidi/>
+            </w:pPr>
+            <w:r>
+              <w:rPr>
+                <w:b/>
+                <w:color w:val="FFFFFF"/>
                 <w:sz w:val="22"/>
                 <w:rtl/>
               </w:rPr>
@@ -390,14 +403,18 @@
           </w:p>
         </w:tc>
         <w:tc>
-          <w:tcPr/>
-          <w:p>
-            <w:pPr>
-              <w:pStyle w:val="Compact"/>
-              <w:bidi/>
-            </w:pPr>
-            <w:r>
-              <w:rPr>
+          <w:tcPr>
+            <w:shd w:val="clear" w:color="auto" w:fill="1E3A5F"/>
+          </w:tcPr>
+          <w:p>
+            <w:pPr>
+              <w:pStyle w:val="Compact"/>
+              <w:bidi/>
+            </w:pPr>
+            <w:r>
+              <w:rPr>
+                <w:b/>
+                <w:color w:val="FFFFFF"/>
                 <w:sz w:val="22"/>
                 <w:rtl/>
               </w:rPr>
@@ -406,14 +423,18 @@
           </w:p>
         </w:tc>
         <w:tc>
-          <w:tcPr/>
-          <w:p>
-            <w:pPr>
-              <w:pStyle w:val="Compact"/>
-              <w:bidi/>
-            </w:pPr>
-            <w:r>
-              <w:rPr>
+          <w:tcPr>
+            <w:shd w:val="clear" w:color="auto" w:fill="1E3A5F"/>
+          </w:tcPr>
+          <w:p>
+            <w:pPr>
+              <w:pStyle w:val="Compact"/>
+              <w:bidi/>
+            </w:pPr>
+            <w:r>
+              <w:rPr>
+                <w:b/>
+                <w:color w:val="FFFFFF"/>
                 <w:sz w:val="22"/>
                 <w:rtl/>
               </w:rPr>
@@ -422,14 +443,18 @@
           </w:p>
         </w:tc>
         <w:tc>
-          <w:tcPr/>
-          <w:p>
-            <w:pPr>
-              <w:pStyle w:val="Compact"/>
-              <w:bidi/>
-            </w:pPr>
-            <w:r>
-              <w:rPr>
+          <w:tcPr>
+            <w:shd w:val="clear" w:color="auto" w:fill="1E3A5F"/>
+          </w:tcPr>
+          <w:p>
+            <w:pPr>
+              <w:pStyle w:val="Compact"/>
+              <w:bidi/>
+            </w:pPr>
+            <w:r>
+              <w:rPr>
+                <w:b/>
+                <w:color w:val="FFFFFF"/>
                 <w:sz w:val="22"/>
                 <w:rtl/>
               </w:rPr>
@@ -438,14 +463,18 @@
           </w:p>
         </w:tc>
         <w:tc>
-          <w:tcPr/>
-          <w:p>
-            <w:pPr>
-              <w:pStyle w:val="Compact"/>
-              <w:bidi/>
-            </w:pPr>
-            <w:r>
-              <w:rPr>
+          <w:tcPr>
+            <w:shd w:val="clear" w:color="auto" w:fill="1E3A5F"/>
+          </w:tcPr>
+          <w:p>
+            <w:pPr>
+              <w:pStyle w:val="Compact"/>
+              <w:bidi/>
+            </w:pPr>
+            <w:r>
+              <w:rPr>
+                <w:b/>
+                <w:color w:val="FFFFFF"/>
                 <w:sz w:val="22"/>
                 <w:rtl/>
               </w:rPr>
@@ -553,7 +582,9 @@
       </w:tr>
       <w:tr>
         <w:tc>
-          <w:tcPr/>
+          <w:tcPr>
+            <w:shd w:val="clear" w:color="auto" w:fill="FAFCFE"/>
+          </w:tcPr>
           <w:p>
             <w:pPr>
               <w:pStyle w:val="Compact"/>
@@ -569,7 +600,9 @@
           </w:p>
         </w:tc>
         <w:tc>
-          <w:tcPr/>
+          <w:tcPr>
+            <w:shd w:val="clear" w:color="auto" w:fill="FAFCFE"/>
+          </w:tcPr>
           <w:p>
             <w:pPr>
               <w:pStyle w:val="Compact"/>
@@ -585,7 +618,9 @@
           </w:p>
         </w:tc>
         <w:tc>
-          <w:tcPr/>
+          <w:tcPr>
+            <w:shd w:val="clear" w:color="auto" w:fill="FAFCFE"/>
+          </w:tcPr>
           <w:p>
             <w:pPr>
               <w:pStyle w:val="Compact"/>
@@ -601,7 +636,9 @@
           </w:p>
         </w:tc>
         <w:tc>
-          <w:tcPr/>
+          <w:tcPr>
+            <w:shd w:val="clear" w:color="auto" w:fill="FAFCFE"/>
+          </w:tcPr>
           <w:p>
             <w:pPr>
               <w:pStyle w:val="Compact"/>
@@ -646,7 +683,9 @@
           </w:p>
         </w:tc>
         <w:tc>
-          <w:tcPr/>
+          <w:tcPr>
+            <w:shd w:val="clear" w:color="auto" w:fill="FAFCFE"/>
+          </w:tcPr>
           <w:p>
             <w:pPr>
               <w:pStyle w:val="Compact"/>
@@ -748,7 +787,9 @@
       </w:tr>
       <w:tr>
         <w:tc>
-          <w:tcPr/>
+          <w:tcPr>
+            <w:shd w:val="clear" w:color="auto" w:fill="FAFCFE"/>
+          </w:tcPr>
           <w:p>
             <w:pPr>
               <w:pStyle w:val="Compact"/>
@@ -764,7 +805,9 @@
           </w:p>
         </w:tc>
         <w:tc>
-          <w:tcPr/>
+          <w:tcPr>
+            <w:shd w:val="clear" w:color="auto" w:fill="FAFCFE"/>
+          </w:tcPr>
           <w:p>
             <w:pPr>
               <w:pStyle w:val="Compact"/>
@@ -780,7 +823,9 @@
           </w:p>
         </w:tc>
         <w:tc>
-          <w:tcPr/>
+          <w:tcPr>
+            <w:shd w:val="clear" w:color="auto" w:fill="FAFCFE"/>
+          </w:tcPr>
           <w:p>
             <w:pPr>
               <w:pStyle w:val="Compact"/>
@@ -796,7 +841,9 @@
           </w:p>
         </w:tc>
         <w:tc>
-          <w:tcPr/>
+          <w:tcPr>
+            <w:shd w:val="clear" w:color="auto" w:fill="FAFCFE"/>
+          </w:tcPr>
           <w:p>
             <w:pPr>
               <w:pStyle w:val="Compact"/>
@@ -812,7 +859,9 @@
           </w:p>
         </w:tc>
         <w:tc>
-          <w:tcPr/>
+          <w:tcPr>
+            <w:shd w:val="clear" w:color="auto" w:fill="FAFCFE"/>
+          </w:tcPr>
           <w:p>
             <w:pPr>
               <w:pStyle w:val="Compact"/>
@@ -912,7 +961,9 @@
       </w:tr>
       <w:tr>
         <w:tc>
-          <w:tcPr/>
+          <w:tcPr>
+            <w:shd w:val="clear" w:color="auto" w:fill="FAFCFE"/>
+          </w:tcPr>
           <w:p>
             <w:pPr>
               <w:pStyle w:val="Compact"/>
@@ -928,7 +979,9 @@
           </w:p>
         </w:tc>
         <w:tc>
-          <w:tcPr/>
+          <w:tcPr>
+            <w:shd w:val="clear" w:color="auto" w:fill="FAFCFE"/>
+          </w:tcPr>
           <w:p>
             <w:pPr>
               <w:pStyle w:val="Compact"/>
@@ -944,7 +997,9 @@
           </w:p>
         </w:tc>
         <w:tc>
-          <w:tcPr/>
+          <w:tcPr>
+            <w:shd w:val="clear" w:color="auto" w:fill="FAFCFE"/>
+          </w:tcPr>
           <w:p>
             <w:pPr>
               <w:pStyle w:val="Compact"/>
@@ -960,7 +1015,9 @@
           </w:p>
         </w:tc>
         <w:tc>
-          <w:tcPr/>
+          <w:tcPr>
+            <w:shd w:val="clear" w:color="auto" w:fill="FAFCFE"/>
+          </w:tcPr>
           <w:p>
             <w:pPr>
               <w:pStyle w:val="Compact"/>
@@ -976,7 +1033,9 @@
           </w:p>
         </w:tc>
         <w:tc>
-          <w:tcPr/>
+          <w:tcPr>
+            <w:shd w:val="clear" w:color="auto" w:fill="FAFCFE"/>
+          </w:tcPr>
           <w:p>
             <w:pPr>
               <w:pStyle w:val="Compact"/>
@@ -1251,6 +1310,15 @@
         <w:tblStyle w:val="Table"/>
         <w:tblW w:type="auto" w:w="0"/>
         <w:tblLook w:firstRow="1" w:lastRow="0" w:firstColumn="0" w:lastColumn="0" w:noHBand="0" w:noVBand="0" w:val="0020"/>
+        <w:jc w:val="center"/>
+        <w:tblBorders>
+          <w:top w:val="single" w:sz="4" w:color="C9D3DE"/>
+          <w:left w:val="single" w:sz="4" w:color="C9D3DE"/>
+          <w:bottom w:val="single" w:sz="4" w:color="C9D3DE"/>
+          <w:right w:val="single" w:sz="4" w:color="C9D3DE"/>
+          <w:insideH w:val="single" w:sz="4" w:color="C9D3DE"/>
+          <w:insideV w:val="single" w:sz="4" w:color="C9D3DE"/>
+        </w:tblBorders>
         <w:bidiVisual/>
       </w:tblPr>
       <w:tblGrid>
@@ -1263,14 +1331,18 @@
           <w:tblHeader w:val="on"/>
         </w:trPr>
         <w:tc>
-          <w:tcPr/>
-          <w:p>
-            <w:pPr>
-              <w:pStyle w:val="Compact"/>
-              <w:bidi/>
-            </w:pPr>
-            <w:r>
-              <w:rPr>
+          <w:tcPr>
+            <w:shd w:val="clear" w:color="auto" w:fill="1E3A5F"/>
+          </w:tcPr>
+          <w:p>
+            <w:pPr>
+              <w:pStyle w:val="Compact"/>
+              <w:bidi/>
+            </w:pPr>
+            <w:r>
+              <w:rPr>
+                <w:b/>
+                <w:color w:val="FFFFFF"/>
                 <w:sz w:val="22"/>
                 <w:rtl/>
               </w:rPr>
@@ -1279,14 +1351,18 @@
           </w:p>
         </w:tc>
         <w:tc>
-          <w:tcPr/>
-          <w:p>
-            <w:pPr>
-              <w:pStyle w:val="Compact"/>
-              <w:bidi/>
-            </w:pPr>
-            <w:r>
-              <w:rPr>
+          <w:tcPr>
+            <w:shd w:val="clear" w:color="auto" w:fill="1E3A5F"/>
+          </w:tcPr>
+          <w:p>
+            <w:pPr>
+              <w:pStyle w:val="Compact"/>
+              <w:bidi/>
+            </w:pPr>
+            <w:r>
+              <w:rPr>
+                <w:b/>
+                <w:color w:val="FFFFFF"/>
                 <w:sz w:val="22"/>
                 <w:rtl/>
               </w:rPr>
@@ -1295,14 +1371,18 @@
           </w:p>
         </w:tc>
         <w:tc>
-          <w:tcPr/>
-          <w:p>
-            <w:pPr>
-              <w:pStyle w:val="Compact"/>
-              <w:bidi/>
-            </w:pPr>
-            <w:r>
-              <w:rPr>
+          <w:tcPr>
+            <w:shd w:val="clear" w:color="auto" w:fill="1E3A5F"/>
+          </w:tcPr>
+          <w:p>
+            <w:pPr>
+              <w:pStyle w:val="Compact"/>
+              <w:bidi/>
+            </w:pPr>
+            <w:r>
+              <w:rPr>
+                <w:b/>
+                <w:color w:val="FFFFFF"/>
                 <w:sz w:val="22"/>
                 <w:rtl/>
               </w:rPr>
@@ -1365,7 +1445,9 @@
       </w:tr>
       <w:tr>
         <w:tc>
-          <w:tcPr/>
+          <w:tcPr>
+            <w:shd w:val="clear" w:color="auto" w:fill="FAFCFE"/>
+          </w:tcPr>
           <w:p>
             <w:pPr>
               <w:pStyle w:val="Compact"/>
@@ -1382,7 +1464,9 @@
           </w:p>
         </w:tc>
         <w:tc>
-          <w:tcPr/>
+          <w:tcPr>
+            <w:shd w:val="clear" w:color="auto" w:fill="FAFCFE"/>
+          </w:tcPr>
           <w:p>
             <w:pPr>
               <w:pStyle w:val="Compact"/>
@@ -1398,7 +1482,9 @@
           </w:p>
         </w:tc>
         <w:tc>
-          <w:tcPr/>
+          <w:tcPr>
+            <w:shd w:val="clear" w:color="auto" w:fill="FAFCFE"/>
+          </w:tcPr>
           <w:p>
             <w:pPr>
               <w:pStyle w:val="Compact"/>
@@ -1613,7 +1699,9 @@
       </w:tr>
       <w:tr>
         <w:tc>
-          <w:tcPr/>
+          <w:tcPr>
+            <w:shd w:val="clear" w:color="auto" w:fill="FAFCFE"/>
+          </w:tcPr>
           <w:p>
             <w:pPr>
               <w:pStyle w:val="Compact"/>
@@ -1630,7 +1718,9 @@
           </w:p>
         </w:tc>
         <w:tc>
-          <w:tcPr/>
+          <w:tcPr>
+            <w:shd w:val="clear" w:color="auto" w:fill="FAFCFE"/>
+          </w:tcPr>
           <w:p>
             <w:pPr>
               <w:pStyle w:val="Compact"/>
@@ -1646,7 +1736,9 @@
           </w:p>
         </w:tc>
         <w:tc>
-          <w:tcPr/>
+          <w:tcPr>
+            <w:shd w:val="clear" w:color="auto" w:fill="FAFCFE"/>
+          </w:tcPr>
           <w:p>
             <w:pPr>
               <w:pStyle w:val="Compact"/>
@@ -1725,7 +1817,9 @@
       </w:tr>
       <w:tr>
         <w:tc>
-          <w:tcPr/>
+          <w:tcPr>
+            <w:shd w:val="clear" w:color="auto" w:fill="FAFCFE"/>
+          </w:tcPr>
           <w:p>
             <w:pPr>
               <w:pStyle w:val="Compact"/>
@@ -1742,7 +1836,9 @@
           </w:p>
         </w:tc>
         <w:tc>
-          <w:tcPr/>
+          <w:tcPr>
+            <w:shd w:val="clear" w:color="auto" w:fill="FAFCFE"/>
+          </w:tcPr>
           <w:p>
             <w:pPr>
               <w:pStyle w:val="Compact"/>
@@ -1758,7 +1854,9 @@
           </w:p>
         </w:tc>
         <w:tc>
-          <w:tcPr/>
+          <w:tcPr>
+            <w:shd w:val="clear" w:color="auto" w:fill="FAFCFE"/>
+          </w:tcPr>
           <w:p>
             <w:pPr>
               <w:pStyle w:val="Compact"/>
@@ -2168,6 +2266,15 @@
         <w:tblStyle w:val="Table"/>
         <w:tblW w:type="auto" w:w="0"/>
         <w:tblLook w:firstRow="1" w:lastRow="0" w:firstColumn="0" w:lastColumn="0" w:noHBand="0" w:noVBand="0" w:val="0020"/>
+        <w:jc w:val="center"/>
+        <w:tblBorders>
+          <w:top w:val="single" w:sz="4" w:color="C9D3DE"/>
+          <w:left w:val="single" w:sz="4" w:color="C9D3DE"/>
+          <w:bottom w:val="single" w:sz="4" w:color="C9D3DE"/>
+          <w:right w:val="single" w:sz="4" w:color="C9D3DE"/>
+          <w:insideH w:val="single" w:sz="4" w:color="C9D3DE"/>
+          <w:insideV w:val="single" w:sz="4" w:color="C9D3DE"/>
+        </w:tblBorders>
         <w:bidiVisual/>
       </w:tblPr>
       <w:tblGrid>
@@ -2180,14 +2287,18 @@
           <w:tblHeader w:val="on"/>
         </w:trPr>
         <w:tc>
-          <w:tcPr/>
-          <w:p>
-            <w:pPr>
-              <w:pStyle w:val="Compact"/>
-              <w:bidi/>
-            </w:pPr>
-            <w:r>
-              <w:rPr>
+          <w:tcPr>
+            <w:shd w:val="clear" w:color="auto" w:fill="1E3A5F"/>
+          </w:tcPr>
+          <w:p>
+            <w:pPr>
+              <w:pStyle w:val="Compact"/>
+              <w:bidi/>
+            </w:pPr>
+            <w:r>
+              <w:rPr>
+                <w:b/>
+                <w:color w:val="FFFFFF"/>
                 <w:sz w:val="22"/>
                 <w:rtl/>
               </w:rPr>
@@ -2196,14 +2307,18 @@
           </w:p>
         </w:tc>
         <w:tc>
-          <w:tcPr/>
-          <w:p>
-            <w:pPr>
-              <w:pStyle w:val="Compact"/>
-              <w:bidi/>
-            </w:pPr>
-            <w:r>
-              <w:rPr>
+          <w:tcPr>
+            <w:shd w:val="clear" w:color="auto" w:fill="1E3A5F"/>
+          </w:tcPr>
+          <w:p>
+            <w:pPr>
+              <w:pStyle w:val="Compact"/>
+              <w:bidi/>
+            </w:pPr>
+            <w:r>
+              <w:rPr>
+                <w:b/>
+                <w:color w:val="FFFFFF"/>
                 <w:sz w:val="22"/>
                 <w:rtl/>
               </w:rPr>
@@ -2212,14 +2327,18 @@
           </w:p>
         </w:tc>
         <w:tc>
-          <w:tcPr/>
-          <w:p>
-            <w:pPr>
-              <w:pStyle w:val="Compact"/>
-              <w:bidi/>
-            </w:pPr>
-            <w:r>
-              <w:rPr>
+          <w:tcPr>
+            <w:shd w:val="clear" w:color="auto" w:fill="1E3A5F"/>
+          </w:tcPr>
+          <w:p>
+            <w:pPr>
+              <w:pStyle w:val="Compact"/>
+              <w:bidi/>
+            </w:pPr>
+            <w:r>
+              <w:rPr>
+                <w:b/>
+                <w:color w:val="FFFFFF"/>
                 <w:sz w:val="22"/>
                 <w:rtl/>
               </w:rPr>
@@ -2280,7 +2399,9 @@
       </w:tr>
       <w:tr>
         <w:tc>
-          <w:tcPr/>
+          <w:tcPr>
+            <w:shd w:val="clear" w:color="auto" w:fill="FAFCFE"/>
+          </w:tcPr>
           <w:p>
             <w:pPr>
               <w:pStyle w:val="Compact"/>
@@ -2296,7 +2417,9 @@
           </w:p>
         </w:tc>
         <w:tc>
-          <w:tcPr/>
+          <w:tcPr>
+            <w:shd w:val="clear" w:color="auto" w:fill="FAFCFE"/>
+          </w:tcPr>
           <w:p>
             <w:pPr>
               <w:pStyle w:val="Compact"/>
@@ -2312,7 +2435,9 @@
           </w:p>
         </w:tc>
         <w:tc>
-          <w:tcPr/>
+          <w:tcPr>
+            <w:shd w:val="clear" w:color="auto" w:fill="FAFCFE"/>
+          </w:tcPr>
           <w:p>
             <w:pPr>
               <w:pStyle w:val="Compact"/>
@@ -2409,7 +2534,9 @@
       </w:tr>
       <w:tr>
         <w:tc>
-          <w:tcPr/>
+          <w:tcPr>
+            <w:shd w:val="clear" w:color="auto" w:fill="FAFCFE"/>
+          </w:tcPr>
           <w:p>
             <w:pPr>
               <w:pStyle w:val="Compact"/>
@@ -2454,7 +2581,9 @@
           </w:p>
         </w:tc>
         <w:tc>
-          <w:tcPr/>
+          <w:tcPr>
+            <w:shd w:val="clear" w:color="auto" w:fill="FAFCFE"/>
+          </w:tcPr>
           <w:p>
             <w:pPr>
               <w:pStyle w:val="Compact"/>
@@ -2470,7 +2599,9 @@
           </w:p>
         </w:tc>
         <w:tc>
-          <w:tcPr/>
+          <w:tcPr>
+            <w:shd w:val="clear" w:color="auto" w:fill="FAFCFE"/>
+          </w:tcPr>
           <w:p>
             <w:pPr>
               <w:pStyle w:val="Compact"/>
@@ -3142,6 +3273,15 @@
         <w:tblStyle w:val="Table"/>
         <w:tblW w:type="auto" w:w="0"/>
         <w:tblLook w:firstRow="1" w:lastRow="0" w:firstColumn="0" w:lastColumn="0" w:noHBand="0" w:noVBand="0" w:val="0020"/>
+        <w:jc w:val="center"/>
+        <w:tblBorders>
+          <w:top w:val="single" w:sz="4" w:color="C9D3DE"/>
+          <w:left w:val="single" w:sz="4" w:color="C9D3DE"/>
+          <w:bottom w:val="single" w:sz="4" w:color="C9D3DE"/>
+          <w:right w:val="single" w:sz="4" w:color="C9D3DE"/>
+          <w:insideH w:val="single" w:sz="4" w:color="C9D3DE"/>
+          <w:insideV w:val="single" w:sz="4" w:color="C9D3DE"/>
+        </w:tblBorders>
         <w:bidiVisual/>
       </w:tblPr>
       <w:tblGrid>
@@ -3154,14 +3294,18 @@
           <w:tblHeader w:val="on"/>
         </w:trPr>
         <w:tc>
-          <w:tcPr/>
-          <w:p>
-            <w:pPr>
-              <w:pStyle w:val="Compact"/>
-              <w:bidi/>
-            </w:pPr>
-            <w:r>
-              <w:rPr>
+          <w:tcPr>
+            <w:shd w:val="clear" w:color="auto" w:fill="1E3A5F"/>
+          </w:tcPr>
+          <w:p>
+            <w:pPr>
+              <w:pStyle w:val="Compact"/>
+              <w:bidi/>
+            </w:pPr>
+            <w:r>
+              <w:rPr>
+                <w:b/>
+                <w:color w:val="FFFFFF"/>
                 <w:sz w:val="22"/>
                 <w:rtl/>
               </w:rPr>
@@ -3170,14 +3314,18 @@
           </w:p>
         </w:tc>
         <w:tc>
-          <w:tcPr/>
-          <w:p>
-            <w:pPr>
-              <w:pStyle w:val="Compact"/>
-              <w:bidi/>
-            </w:pPr>
-            <w:r>
-              <w:rPr>
+          <w:tcPr>
+            <w:shd w:val="clear" w:color="auto" w:fill="1E3A5F"/>
+          </w:tcPr>
+          <w:p>
+            <w:pPr>
+              <w:pStyle w:val="Compact"/>
+              <w:bidi/>
+            </w:pPr>
+            <w:r>
+              <w:rPr>
+                <w:b/>
+                <w:color w:val="FFFFFF"/>
                 <w:sz w:val="22"/>
                 <w:rtl/>
               </w:rPr>
@@ -3186,14 +3334,18 @@
           </w:p>
         </w:tc>
         <w:tc>
-          <w:tcPr/>
-          <w:p>
-            <w:pPr>
-              <w:pStyle w:val="Compact"/>
-              <w:bidi/>
-            </w:pPr>
-            <w:r>
-              <w:rPr>
+          <w:tcPr>
+            <w:shd w:val="clear" w:color="auto" w:fill="1E3A5F"/>
+          </w:tcPr>
+          <w:p>
+            <w:pPr>
+              <w:pStyle w:val="Compact"/>
+              <w:bidi/>
+            </w:pPr>
+            <w:r>
+              <w:rPr>
+                <w:b/>
+                <w:color w:val="FFFFFF"/>
                 <w:sz w:val="22"/>
                 <w:rtl/>
               </w:rPr>
@@ -3254,7 +3406,9 @@
       </w:tr>
       <w:tr>
         <w:tc>
-          <w:tcPr/>
+          <w:tcPr>
+            <w:shd w:val="clear" w:color="auto" w:fill="FAFCFE"/>
+          </w:tcPr>
           <w:p>
             <w:pPr>
               <w:pStyle w:val="Compact"/>
@@ -3270,7 +3424,9 @@
           </w:p>
         </w:tc>
         <w:tc>
-          <w:tcPr/>
+          <w:tcPr>
+            <w:shd w:val="clear" w:color="auto" w:fill="FAFCFE"/>
+          </w:tcPr>
           <w:p>
             <w:pPr>
               <w:pStyle w:val="Compact"/>
@@ -3286,7 +3442,9 @@
           </w:p>
         </w:tc>
         <w:tc>
-          <w:tcPr/>
+          <w:tcPr>
+            <w:shd w:val="clear" w:color="auto" w:fill="FAFCFE"/>
+          </w:tcPr>
           <w:p>
             <w:pPr>
               <w:pStyle w:val="Compact"/>
@@ -3370,7 +3528,9 @@
       </w:tr>
       <w:tr>
         <w:tc>
-          <w:tcPr/>
+          <w:tcPr>
+            <w:shd w:val="clear" w:color="auto" w:fill="FAFCFE"/>
+          </w:tcPr>
           <w:p>
             <w:pPr>
               <w:pStyle w:val="Compact"/>
@@ -3386,7 +3546,9 @@
           </w:p>
         </w:tc>
         <w:tc>
-          <w:tcPr/>
+          <w:tcPr>
+            <w:shd w:val="clear" w:color="auto" w:fill="FAFCFE"/>
+          </w:tcPr>
           <w:p>
             <w:pPr>
               <w:pStyle w:val="Compact"/>
@@ -3402,7 +3564,9 @@
           </w:p>
         </w:tc>
         <w:tc>
-          <w:tcPr/>
+          <w:tcPr>
+            <w:shd w:val="clear" w:color="auto" w:fill="FAFCFE"/>
+          </w:tcPr>
           <w:p>
             <w:pPr>
               <w:pStyle w:val="Compact"/>
@@ -4131,6 +4295,15 @@
         <w:tblStyle w:val="Table"/>
         <w:tblW w:type="auto" w:w="0"/>
         <w:tblLook w:firstRow="1" w:lastRow="0" w:firstColumn="0" w:lastColumn="0" w:noHBand="0" w:noVBand="0" w:val="0020"/>
+        <w:jc w:val="center"/>
+        <w:tblBorders>
+          <w:top w:val="single" w:sz="4" w:color="C9D3DE"/>
+          <w:left w:val="single" w:sz="4" w:color="C9D3DE"/>
+          <w:bottom w:val="single" w:sz="4" w:color="C9D3DE"/>
+          <w:right w:val="single" w:sz="4" w:color="C9D3DE"/>
+          <w:insideH w:val="single" w:sz="4" w:color="C9D3DE"/>
+          <w:insideV w:val="single" w:sz="4" w:color="C9D3DE"/>
+        </w:tblBorders>
         <w:bidiVisual/>
       </w:tblPr>
       <w:tblGrid>
@@ -4143,14 +4316,18 @@
           <w:tblHeader w:val="on"/>
         </w:trPr>
         <w:tc>
-          <w:tcPr/>
-          <w:p>
-            <w:pPr>
-              <w:pStyle w:val="Compact"/>
-              <w:bidi/>
-            </w:pPr>
-            <w:r>
-              <w:rPr>
+          <w:tcPr>
+            <w:shd w:val="clear" w:color="auto" w:fill="1E3A5F"/>
+          </w:tcPr>
+          <w:p>
+            <w:pPr>
+              <w:pStyle w:val="Compact"/>
+              <w:bidi/>
+            </w:pPr>
+            <w:r>
+              <w:rPr>
+                <w:b/>
+                <w:color w:val="FFFFFF"/>
                 <w:sz w:val="22"/>
                 <w:rtl/>
               </w:rPr>
@@ -4159,14 +4336,18 @@
           </w:p>
         </w:tc>
         <w:tc>
-          <w:tcPr/>
-          <w:p>
-            <w:pPr>
-              <w:pStyle w:val="Compact"/>
-              <w:bidi/>
-            </w:pPr>
-            <w:r>
-              <w:rPr>
+          <w:tcPr>
+            <w:shd w:val="clear" w:color="auto" w:fill="1E3A5F"/>
+          </w:tcPr>
+          <w:p>
+            <w:pPr>
+              <w:pStyle w:val="Compact"/>
+              <w:bidi/>
+            </w:pPr>
+            <w:r>
+              <w:rPr>
+                <w:b/>
+                <w:color w:val="FFFFFF"/>
                 <w:sz w:val="22"/>
                 <w:rtl/>
               </w:rPr>
@@ -4175,14 +4356,18 @@
           </w:p>
         </w:tc>
         <w:tc>
-          <w:tcPr/>
-          <w:p>
-            <w:pPr>
-              <w:pStyle w:val="Compact"/>
-              <w:bidi/>
-            </w:pPr>
-            <w:r>
-              <w:rPr>
+          <w:tcPr>
+            <w:shd w:val="clear" w:color="auto" w:fill="1E3A5F"/>
+          </w:tcPr>
+          <w:p>
+            <w:pPr>
+              <w:pStyle w:val="Compact"/>
+              <w:bidi/>
+            </w:pPr>
+            <w:r>
+              <w:rPr>
+                <w:b/>
+                <w:color w:val="FFFFFF"/>
                 <w:sz w:val="22"/>
                 <w:rtl/>
               </w:rPr>
@@ -4273,7 +4458,9 @@
       </w:tr>
       <w:tr>
         <w:tc>
-          <w:tcPr/>
+          <w:tcPr>
+            <w:shd w:val="clear" w:color="auto" w:fill="FAFCFE"/>
+          </w:tcPr>
           <w:p>
             <w:pPr>
               <w:pStyle w:val="Compact"/>
@@ -4289,7 +4476,9 @@
           </w:p>
         </w:tc>
         <w:tc>
-          <w:tcPr/>
+          <w:tcPr>
+            <w:shd w:val="clear" w:color="auto" w:fill="FAFCFE"/>
+          </w:tcPr>
           <w:p>
             <w:pPr>
               <w:pStyle w:val="Compact"/>
@@ -4305,7 +4494,9 @@
           </w:p>
         </w:tc>
         <w:tc>
-          <w:tcPr/>
+          <w:tcPr>
+            <w:shd w:val="clear" w:color="auto" w:fill="FAFCFE"/>
+          </w:tcPr>
           <w:p>
             <w:pPr>
               <w:pStyle w:val="Compact"/>
@@ -4877,6 +5068,15 @@
         <w:tblStyle w:val="Table"/>
         <w:tblW w:type="auto" w:w="0"/>
         <w:tblLook w:firstRow="1" w:lastRow="0" w:firstColumn="0" w:lastColumn="0" w:noHBand="0" w:noVBand="0" w:val="0020"/>
+        <w:jc w:val="center"/>
+        <w:tblBorders>
+          <w:top w:val="single" w:sz="4" w:color="C9D3DE"/>
+          <w:left w:val="single" w:sz="4" w:color="C9D3DE"/>
+          <w:bottom w:val="single" w:sz="4" w:color="C9D3DE"/>
+          <w:right w:val="single" w:sz="4" w:color="C9D3DE"/>
+          <w:insideH w:val="single" w:sz="4" w:color="C9D3DE"/>
+          <w:insideV w:val="single" w:sz="4" w:color="C9D3DE"/>
+        </w:tblBorders>
         <w:bidiVisual/>
       </w:tblPr>
       <w:tblGrid>
@@ -4889,14 +5089,18 @@
           <w:tblHeader w:val="on"/>
         </w:trPr>
         <w:tc>
-          <w:tcPr/>
-          <w:p>
-            <w:pPr>
-              <w:pStyle w:val="Compact"/>
-              <w:bidi/>
-            </w:pPr>
-            <w:r>
-              <w:rPr>
+          <w:tcPr>
+            <w:shd w:val="clear" w:color="auto" w:fill="1E3A5F"/>
+          </w:tcPr>
+          <w:p>
+            <w:pPr>
+              <w:pStyle w:val="Compact"/>
+              <w:bidi/>
+            </w:pPr>
+            <w:r>
+              <w:rPr>
+                <w:b/>
+                <w:color w:val="FFFFFF"/>
                 <w:sz w:val="22"/>
                 <w:rtl/>
               </w:rPr>
@@ -4905,14 +5109,18 @@
           </w:p>
         </w:tc>
         <w:tc>
-          <w:tcPr/>
-          <w:p>
-            <w:pPr>
-              <w:pStyle w:val="Compact"/>
-              <w:bidi/>
-            </w:pPr>
-            <w:r>
-              <w:rPr>
+          <w:tcPr>
+            <w:shd w:val="clear" w:color="auto" w:fill="1E3A5F"/>
+          </w:tcPr>
+          <w:p>
+            <w:pPr>
+              <w:pStyle w:val="Compact"/>
+              <w:bidi/>
+            </w:pPr>
+            <w:r>
+              <w:rPr>
+                <w:b/>
+                <w:color w:val="FFFFFF"/>
                 <w:sz w:val="22"/>
                 <w:rtl/>
               </w:rPr>
@@ -4921,14 +5129,18 @@
           </w:p>
         </w:tc>
         <w:tc>
-          <w:tcPr/>
-          <w:p>
-            <w:pPr>
-              <w:pStyle w:val="Compact"/>
-              <w:bidi/>
-            </w:pPr>
-            <w:r>
-              <w:rPr>
+          <w:tcPr>
+            <w:shd w:val="clear" w:color="auto" w:fill="1E3A5F"/>
+          </w:tcPr>
+          <w:p>
+            <w:pPr>
+              <w:pStyle w:val="Compact"/>
+              <w:bidi/>
+            </w:pPr>
+            <w:r>
+              <w:rPr>
+                <w:b/>
+                <w:color w:val="FFFFFF"/>
                 <w:sz w:val="22"/>
                 <w:rtl/>
               </w:rPr>
@@ -5012,7 +5224,9 @@
       </w:tr>
       <w:tr>
         <w:tc>
-          <w:tcPr/>
+          <w:tcPr>
+            <w:shd w:val="clear" w:color="auto" w:fill="FAFCFE"/>
+          </w:tcPr>
           <w:p>
             <w:pPr>
               <w:pStyle w:val="Compact"/>
@@ -5029,7 +5243,9 @@
           </w:p>
         </w:tc>
         <w:tc>
-          <w:tcPr/>
+          <w:tcPr>
+            <w:shd w:val="clear" w:color="auto" w:fill="FAFCFE"/>
+          </w:tcPr>
           <w:p>
             <w:pPr>
               <w:pStyle w:val="Compact"/>
@@ -5045,7 +5261,9 @@
           </w:p>
         </w:tc>
         <w:tc>
-          <w:tcPr/>
+          <w:tcPr>
+            <w:shd w:val="clear" w:color="auto" w:fill="FAFCFE"/>
+          </w:tcPr>
           <w:p>
             <w:pPr>
               <w:pStyle w:val="Compact"/>
@@ -5114,7 +5332,9 @@
       </w:tr>
       <w:tr>
         <w:tc>
-          <w:tcPr/>
+          <w:tcPr>
+            <w:shd w:val="clear" w:color="auto" w:fill="FAFCFE"/>
+          </w:tcPr>
           <w:p>
             <w:pPr>
               <w:pStyle w:val="Compact"/>
@@ -5153,7 +5373,9 @@
           </w:p>
         </w:tc>
         <w:tc>
-          <w:tcPr/>
+          <w:tcPr>
+            <w:shd w:val="clear" w:color="auto" w:fill="FAFCFE"/>
+          </w:tcPr>
           <w:p>
             <w:pPr>
               <w:pStyle w:val="Compact"/>
@@ -5169,7 +5391,9 @@
           </w:p>
         </w:tc>
         <w:tc>
-          <w:tcPr/>
+          <w:tcPr>
+            <w:shd w:val="clear" w:color="auto" w:fill="FAFCFE"/>
+          </w:tcPr>
           <w:p>
             <w:pPr>
               <w:pStyle w:val="Compact"/>
@@ -6223,6 +6447,15 @@
         <w:tblStyle w:val="Table"/>
         <w:tblW w:type="auto" w:w="0"/>
         <w:tblLook w:firstRow="1" w:lastRow="0" w:firstColumn="0" w:lastColumn="0" w:noHBand="0" w:noVBand="0" w:val="0020"/>
+        <w:jc w:val="center"/>
+        <w:tblBorders>
+          <w:top w:val="single" w:sz="4" w:color="C9D3DE"/>
+          <w:left w:val="single" w:sz="4" w:color="C9D3DE"/>
+          <w:bottom w:val="single" w:sz="4" w:color="C9D3DE"/>
+          <w:right w:val="single" w:sz="4" w:color="C9D3DE"/>
+          <w:insideH w:val="single" w:sz="4" w:color="C9D3DE"/>
+          <w:insideV w:val="single" w:sz="4" w:color="C9D3DE"/>
+        </w:tblBorders>
         <w:bidiVisual/>
       </w:tblPr>
       <w:tblGrid>
@@ -6235,14 +6468,18 @@
           <w:tblHeader w:val="on"/>
         </w:trPr>
         <w:tc>
-          <w:tcPr/>
-          <w:p>
-            <w:pPr>
-              <w:pStyle w:val="Compact"/>
-              <w:bidi/>
-            </w:pPr>
-            <w:r>
-              <w:rPr>
+          <w:tcPr>
+            <w:shd w:val="clear" w:color="auto" w:fill="1E3A5F"/>
+          </w:tcPr>
+          <w:p>
+            <w:pPr>
+              <w:pStyle w:val="Compact"/>
+              <w:bidi/>
+            </w:pPr>
+            <w:r>
+              <w:rPr>
+                <w:b/>
+                <w:color w:val="FFFFFF"/>
                 <w:sz w:val="22"/>
                 <w:rtl/>
               </w:rPr>
@@ -6251,14 +6488,18 @@
           </w:p>
         </w:tc>
         <w:tc>
-          <w:tcPr/>
-          <w:p>
-            <w:pPr>
-              <w:pStyle w:val="Compact"/>
-              <w:bidi/>
-            </w:pPr>
-            <w:r>
-              <w:rPr>
+          <w:tcPr>
+            <w:shd w:val="clear" w:color="auto" w:fill="1E3A5F"/>
+          </w:tcPr>
+          <w:p>
+            <w:pPr>
+              <w:pStyle w:val="Compact"/>
+              <w:bidi/>
+            </w:pPr>
+            <w:r>
+              <w:rPr>
+                <w:b/>
+                <w:color w:val="FFFFFF"/>
                 <w:sz w:val="22"/>
                 <w:rtl/>
               </w:rPr>
@@ -6267,14 +6508,18 @@
           </w:p>
         </w:tc>
         <w:tc>
-          <w:tcPr/>
-          <w:p>
-            <w:pPr>
-              <w:pStyle w:val="Compact"/>
-              <w:bidi/>
-            </w:pPr>
-            <w:r>
-              <w:rPr>
+          <w:tcPr>
+            <w:shd w:val="clear" w:color="auto" w:fill="1E3A5F"/>
+          </w:tcPr>
+          <w:p>
+            <w:pPr>
+              <w:pStyle w:val="Compact"/>
+              <w:bidi/>
+            </w:pPr>
+            <w:r>
+              <w:rPr>
+                <w:b/>
+                <w:color w:val="FFFFFF"/>
                 <w:sz w:val="22"/>
                 <w:rtl/>
               </w:rPr>
@@ -6350,7 +6595,9 @@
       </w:tr>
       <w:tr>
         <w:tc>
-          <w:tcPr/>
+          <w:tcPr>
+            <w:shd w:val="clear" w:color="auto" w:fill="FAFCFE"/>
+          </w:tcPr>
           <w:p>
             <w:pPr>
               <w:pStyle w:val="Compact"/>
@@ -6366,7 +6613,9 @@
           </w:p>
         </w:tc>
         <w:tc>
-          <w:tcPr/>
+          <w:tcPr>
+            <w:shd w:val="clear" w:color="auto" w:fill="FAFCFE"/>
+          </w:tcPr>
           <w:p>
             <w:pPr>
               <w:pStyle w:val="Compact"/>
@@ -6382,7 +6631,9 @@
           </w:p>
         </w:tc>
         <w:tc>
-          <w:tcPr/>
+          <w:tcPr>
+            <w:shd w:val="clear" w:color="auto" w:fill="FAFCFE"/>
+          </w:tcPr>
           <w:p>
             <w:pPr>
               <w:pStyle w:val="Compact"/>
@@ -6465,7 +6716,9 @@
       </w:tr>
       <w:tr>
         <w:tc>
-          <w:tcPr/>
+          <w:tcPr>
+            <w:shd w:val="clear" w:color="auto" w:fill="FAFCFE"/>
+          </w:tcPr>
           <w:p>
             <w:pPr>
               <w:pStyle w:val="Compact"/>
@@ -6510,7 +6763,9 @@
           </w:p>
         </w:tc>
         <w:tc>
-          <w:tcPr/>
+          <w:tcPr>
+            <w:shd w:val="clear" w:color="auto" w:fill="FAFCFE"/>
+          </w:tcPr>
           <w:p>
             <w:pPr>
               <w:pStyle w:val="Compact"/>
@@ -6526,7 +6781,9 @@
           </w:p>
         </w:tc>
         <w:tc>
-          <w:tcPr/>
+          <w:tcPr>
+            <w:shd w:val="clear" w:color="auto" w:fill="FAFCFE"/>
+          </w:tcPr>
           <w:p>
             <w:pPr>
               <w:pStyle w:val="Compact"/>
@@ -7665,6 +7922,15 @@
         <w:tblStyle w:val="Table"/>
         <w:tblW w:type="auto" w:w="0"/>
         <w:tblLook w:firstRow="1" w:lastRow="0" w:firstColumn="0" w:lastColumn="0" w:noHBand="0" w:noVBand="0" w:val="0020"/>
+        <w:jc w:val="center"/>
+        <w:tblBorders>
+          <w:top w:val="single" w:sz="4" w:color="C9D3DE"/>
+          <w:left w:val="single" w:sz="4" w:color="C9D3DE"/>
+          <w:bottom w:val="single" w:sz="4" w:color="C9D3DE"/>
+          <w:right w:val="single" w:sz="4" w:color="C9D3DE"/>
+          <w:insideH w:val="single" w:sz="4" w:color="C9D3DE"/>
+          <w:insideV w:val="single" w:sz="4" w:color="C9D3DE"/>
+        </w:tblBorders>
         <w:bidiVisual/>
       </w:tblPr>
       <w:tblGrid>
@@ -7685,14 +7951,18 @@
           <w:tblHeader w:val="on"/>
         </w:trPr>
         <w:tc>
-          <w:tcPr/>
-          <w:p>
-            <w:pPr>
-              <w:pStyle w:val="Compact"/>
-              <w:bidi/>
-            </w:pPr>
-            <w:r>
-              <w:rPr>
+          <w:tcPr>
+            <w:shd w:val="clear" w:color="auto" w:fill="1E3A5F"/>
+          </w:tcPr>
+          <w:p>
+            <w:pPr>
+              <w:pStyle w:val="Compact"/>
+              <w:bidi/>
+            </w:pPr>
+            <w:r>
+              <w:rPr>
+                <w:b/>
+                <w:color w:val="FFFFFF"/>
                 <w:sz w:val="22"/>
                 <w:rtl/>
               </w:rPr>
@@ -7701,14 +7971,18 @@
           </w:p>
         </w:tc>
         <w:tc>
-          <w:tcPr/>
-          <w:p>
-            <w:pPr>
-              <w:pStyle w:val="Compact"/>
-              <w:bidi/>
-            </w:pPr>
-            <w:r>
-              <w:rPr>
+          <w:tcPr>
+            <w:shd w:val="clear" w:color="auto" w:fill="1E3A5F"/>
+          </w:tcPr>
+          <w:p>
+            <w:pPr>
+              <w:pStyle w:val="Compact"/>
+              <w:bidi/>
+            </w:pPr>
+            <w:r>
+              <w:rPr>
+                <w:b/>
+                <w:color w:val="FFFFFF"/>
                 <w:sz w:val="22"/>
                 <w:rtl/>
               </w:rPr>
@@ -7717,14 +7991,18 @@
           </w:p>
         </w:tc>
         <w:tc>
-          <w:tcPr/>
-          <w:p>
-            <w:pPr>
-              <w:pStyle w:val="Compact"/>
-              <w:bidi/>
-            </w:pPr>
-            <w:r>
-              <w:rPr>
+          <w:tcPr>
+            <w:shd w:val="clear" w:color="auto" w:fill="1E3A5F"/>
+          </w:tcPr>
+          <w:p>
+            <w:pPr>
+              <w:pStyle w:val="Compact"/>
+              <w:bidi/>
+            </w:pPr>
+            <w:r>
+              <w:rPr>
+                <w:b/>
+                <w:color w:val="FFFFFF"/>
                 <w:sz w:val="22"/>
                 <w:rtl/>
               </w:rPr>
@@ -7733,14 +8011,18 @@
           </w:p>
         </w:tc>
         <w:tc>
-          <w:tcPr/>
-          <w:p>
-            <w:pPr>
-              <w:pStyle w:val="Compact"/>
-              <w:bidi/>
-            </w:pPr>
-            <w:r>
-              <w:rPr>
+          <w:tcPr>
+            <w:shd w:val="clear" w:color="auto" w:fill="1E3A5F"/>
+          </w:tcPr>
+          <w:p>
+            <w:pPr>
+              <w:pStyle w:val="Compact"/>
+              <w:bidi/>
+            </w:pPr>
+            <w:r>
+              <w:rPr>
+                <w:b/>
+                <w:color w:val="FFFFFF"/>
                 <w:sz w:val="22"/>
                 <w:rtl/>
               </w:rPr>
@@ -7749,14 +8031,18 @@
           </w:p>
         </w:tc>
         <w:tc>
-          <w:tcPr/>
-          <w:p>
-            <w:pPr>
-              <w:pStyle w:val="Compact"/>
-              <w:bidi/>
-            </w:pPr>
-            <w:r>
-              <w:rPr>
+          <w:tcPr>
+            <w:shd w:val="clear" w:color="auto" w:fill="1E3A5F"/>
+          </w:tcPr>
+          <w:p>
+            <w:pPr>
+              <w:pStyle w:val="Compact"/>
+              <w:bidi/>
+            </w:pPr>
+            <w:r>
+              <w:rPr>
+                <w:b/>
+                <w:color w:val="FFFFFF"/>
                 <w:sz w:val="22"/>
                 <w:rtl/>
               </w:rPr>
@@ -7765,14 +8051,18 @@
           </w:p>
         </w:tc>
         <w:tc>
-          <w:tcPr/>
-          <w:p>
-            <w:pPr>
-              <w:pStyle w:val="Compact"/>
-              <w:bidi/>
-            </w:pPr>
-            <w:r>
-              <w:rPr>
+          <w:tcPr>
+            <w:shd w:val="clear" w:color="auto" w:fill="1E3A5F"/>
+          </w:tcPr>
+          <w:p>
+            <w:pPr>
+              <w:pStyle w:val="Compact"/>
+              <w:bidi/>
+            </w:pPr>
+            <w:r>
+              <w:rPr>
+                <w:b/>
+                <w:color w:val="FFFFFF"/>
                 <w:sz w:val="22"/>
                 <w:rtl/>
               </w:rPr>
@@ -7781,14 +8071,18 @@
           </w:p>
         </w:tc>
         <w:tc>
-          <w:tcPr/>
-          <w:p>
-            <w:pPr>
-              <w:pStyle w:val="Compact"/>
-              <w:bidi/>
-            </w:pPr>
-            <w:r>
-              <w:rPr>
+          <w:tcPr>
+            <w:shd w:val="clear" w:color="auto" w:fill="1E3A5F"/>
+          </w:tcPr>
+          <w:p>
+            <w:pPr>
+              <w:pStyle w:val="Compact"/>
+              <w:bidi/>
+            </w:pPr>
+            <w:r>
+              <w:rPr>
+                <w:b/>
+                <w:color w:val="FFFFFF"/>
                 <w:sz w:val="22"/>
                 <w:rtl/>
               </w:rPr>
@@ -7797,14 +8091,18 @@
           </w:p>
         </w:tc>
         <w:tc>
-          <w:tcPr/>
-          <w:p>
-            <w:pPr>
-              <w:pStyle w:val="Compact"/>
-              <w:bidi/>
-            </w:pPr>
-            <w:r>
-              <w:rPr>
+          <w:tcPr>
+            <w:shd w:val="clear" w:color="auto" w:fill="1E3A5F"/>
+          </w:tcPr>
+          <w:p>
+            <w:pPr>
+              <w:pStyle w:val="Compact"/>
+              <w:bidi/>
+            </w:pPr>
+            <w:r>
+              <w:rPr>
+                <w:b/>
+                <w:color w:val="FFFFFF"/>
                 <w:sz w:val="22"/>
                 <w:rtl/>
               </w:rPr>
@@ -7813,14 +8111,18 @@
           </w:p>
         </w:tc>
         <w:tc>
-          <w:tcPr/>
-          <w:p>
-            <w:pPr>
-              <w:pStyle w:val="Compact"/>
-              <w:bidi/>
-            </w:pPr>
-            <w:r>
-              <w:rPr>
+          <w:tcPr>
+            <w:shd w:val="clear" w:color="auto" w:fill="1E3A5F"/>
+          </w:tcPr>
+          <w:p>
+            <w:pPr>
+              <w:pStyle w:val="Compact"/>
+              <w:bidi/>
+            </w:pPr>
+            <w:r>
+              <w:rPr>
+                <w:b/>
+                <w:color w:val="FFFFFF"/>
                 <w:sz w:val="22"/>
                 <w:rtl/>
               </w:rPr>
@@ -7829,14 +8131,18 @@
           </w:p>
         </w:tc>
         <w:tc>
-          <w:tcPr/>
-          <w:p>
-            <w:pPr>
-              <w:pStyle w:val="Compact"/>
-              <w:bidi/>
-            </w:pPr>
-            <w:r>
-              <w:rPr>
+          <w:tcPr>
+            <w:shd w:val="clear" w:color="auto" w:fill="1E3A5F"/>
+          </w:tcPr>
+          <w:p>
+            <w:pPr>
+              <w:pStyle w:val="Compact"/>
+              <w:bidi/>
+            </w:pPr>
+            <w:r>
+              <w:rPr>
+                <w:b/>
+                <w:color w:val="FFFFFF"/>
                 <w:sz w:val="22"/>
                 <w:rtl/>
               </w:rPr>
@@ -7845,14 +8151,18 @@
           </w:p>
         </w:tc>
         <w:tc>
-          <w:tcPr/>
-          <w:p>
-            <w:pPr>
-              <w:pStyle w:val="Compact"/>
-              <w:bidi/>
-            </w:pPr>
-            <w:r>
-              <w:rPr>
+          <w:tcPr>
+            <w:shd w:val="clear" w:color="auto" w:fill="1E3A5F"/>
+          </w:tcPr>
+          <w:p>
+            <w:pPr>
+              <w:pStyle w:val="Compact"/>
+              <w:bidi/>
+            </w:pPr>
+            <w:r>
+              <w:rPr>
+                <w:b/>
+                <w:color w:val="FFFFFF"/>
                 <w:sz w:val="22"/>
                 <w:rtl/>
               </w:rPr>
@@ -7964,97 +8274,119 @@
       </w:tr>
       <w:tr>
         <w:tc>
-          <w:tcPr/>
-          <w:p>
-            <w:pPr>
-              <w:pStyle w:val="Compact"/>
-              <w:bidi/>
-            </w:pPr>
-          </w:p>
-        </w:tc>
-        <w:tc>
-          <w:tcPr/>
-          <w:p>
-            <w:pPr>
-              <w:pStyle w:val="Compact"/>
-              <w:bidi/>
-            </w:pPr>
-          </w:p>
-        </w:tc>
-        <w:tc>
-          <w:tcPr/>
-          <w:p>
-            <w:pPr>
-              <w:pStyle w:val="Compact"/>
-              <w:bidi/>
-            </w:pPr>
-          </w:p>
-        </w:tc>
-        <w:tc>
-          <w:tcPr/>
-          <w:p>
-            <w:pPr>
-              <w:pStyle w:val="Compact"/>
-              <w:bidi/>
-            </w:pPr>
-          </w:p>
-        </w:tc>
-        <w:tc>
-          <w:tcPr/>
-          <w:p>
-            <w:pPr>
-              <w:pStyle w:val="Compact"/>
-              <w:bidi/>
-            </w:pPr>
-          </w:p>
-        </w:tc>
-        <w:tc>
-          <w:tcPr/>
-          <w:p>
-            <w:pPr>
-              <w:pStyle w:val="Compact"/>
-              <w:bidi/>
-            </w:pPr>
-          </w:p>
-        </w:tc>
-        <w:tc>
-          <w:tcPr/>
-          <w:p>
-            <w:pPr>
-              <w:pStyle w:val="Compact"/>
-              <w:bidi/>
-            </w:pPr>
-          </w:p>
-        </w:tc>
-        <w:tc>
-          <w:tcPr/>
-          <w:p>
-            <w:pPr>
-              <w:pStyle w:val="Compact"/>
-              <w:bidi/>
-            </w:pPr>
-          </w:p>
-        </w:tc>
-        <w:tc>
-          <w:tcPr/>
-          <w:p>
-            <w:pPr>
-              <w:pStyle w:val="Compact"/>
-              <w:bidi/>
-            </w:pPr>
-          </w:p>
-        </w:tc>
-        <w:tc>
-          <w:tcPr/>
-          <w:p>
-            <w:pPr>
-              <w:pStyle w:val="Compact"/>
-              <w:bidi/>
-            </w:pPr>
-          </w:p>
-        </w:tc>
-        <w:tc>
-          <w:tcPr/>
+          <w:tcPr>
+            <w:shd w:val="clear" w:color="auto" w:fill="FAFCFE"/>
+          </w:tcPr>
+          <w:p>
+            <w:pPr>
+              <w:pStyle w:val="Compact"/>
+              <w:bidi/>
+            </w:pPr>
+          </w:p>
+        </w:tc>
+        <w:tc>
+          <w:tcPr>
+            <w:shd w:val="clear" w:color="auto" w:fill="FAFCFE"/>
+          </w:tcPr>
+          <w:p>
+            <w:pPr>
+              <w:pStyle w:val="Compact"/>
+              <w:bidi/>
+            </w:pPr>
+          </w:p>
+        </w:tc>
+        <w:tc>
+          <w:tcPr>
+            <w:shd w:val="clear" w:color="auto" w:fill="FAFCFE"/>
+          </w:tcPr>
+          <w:p>
+            <w:pPr>
+              <w:pStyle w:val="Compact"/>
+              <w:bidi/>
+            </w:pPr>
+          </w:p>
+        </w:tc>
+        <w:tc>
+          <w:tcPr>
+            <w:shd w:val="clear" w:color="auto" w:fill="FAFCFE"/>
+          </w:tcPr>
+          <w:p>
+            <w:pPr>
+              <w:pStyle w:val="Compact"/>
+              <w:bidi/>
+            </w:pPr>
+          </w:p>
+        </w:tc>
+        <w:tc>
+          <w:tcPr>
+            <w:shd w:val="clear" w:color="auto" w:fill="FAFCFE"/>
+          </w:tcPr>
+          <w:p>
+            <w:pPr>
+              <w:pStyle w:val="Compact"/>
+              <w:bidi/>
+            </w:pPr>
+          </w:p>
+        </w:tc>
+        <w:tc>
+          <w:tcPr>
+            <w:shd w:val="clear" w:color="auto" w:fill="FAFCFE"/>
+          </w:tcPr>
+          <w:p>
+            <w:pPr>
+              <w:pStyle w:val="Compact"/>
+              <w:bidi/>
+            </w:pPr>
+          </w:p>
+        </w:tc>
+        <w:tc>
+          <w:tcPr>
+            <w:shd w:val="clear" w:color="auto" w:fill="FAFCFE"/>
+          </w:tcPr>
+          <w:p>
+            <w:pPr>
+              <w:pStyle w:val="Compact"/>
+              <w:bidi/>
+            </w:pPr>
+          </w:p>
+        </w:tc>
+        <w:tc>
+          <w:tcPr>
+            <w:shd w:val="clear" w:color="auto" w:fill="FAFCFE"/>
+          </w:tcPr>
+          <w:p>
+            <w:pPr>
+              <w:pStyle w:val="Compact"/>
+              <w:bidi/>
+            </w:pPr>
+          </w:p>
+        </w:tc>
+        <w:tc>
+          <w:tcPr>
+            <w:shd w:val="clear" w:color="auto" w:fill="FAFCFE"/>
+          </w:tcPr>
+          <w:p>
+            <w:pPr>
+              <w:pStyle w:val="Compact"/>
+              <w:bidi/>
+            </w:pPr>
+          </w:p>
+        </w:tc>
+        <w:tc>
+          <w:tcPr>
+            <w:shd w:val="clear" w:color="auto" w:fill="FAFCFE"/>
+          </w:tcPr>
+          <w:p>
+            <w:pPr>
+              <w:pStyle w:val="Compact"/>
+              <w:bidi/>
+            </w:pPr>
+          </w:p>
+        </w:tc>
+        <w:tc>
+          <w:tcPr>
+            <w:shd w:val="clear" w:color="auto" w:fill="FAFCFE"/>
+          </w:tcPr>
           <w:p>
             <w:pPr>
               <w:pStyle w:val="Compact"/>
